--- a/e2e/fixtures/issue-777-vml-header.docx
+++ b/e2e/fixtures/issue-777-vml-header.docx
@@ -68,7 +68,7 @@
   <w:p>
     <w:r>
       <w:pict>
-        <v:shape id="HeaderLogo" type="#_x0000_t75" style="width:48pt;height:48pt">
+        <v:shape id="HeaderLogo" type="#_x0000_t75" style="width:120pt;height:40pt">
           <v:imagedata r:id="rIdImg" o:title="logo"/>
         </v:shape>
       </w:pict>
